--- a/sjablonen/brief.docx
+++ b/sjablonen/brief.docx
@@ -1,6 +1,6 @@
 
 <file path=word/document.xml><?xml version="1.0" encoding="utf-8"?>
-<w:document xmlns:ns1="http://schemas.openxmlformats.org/markup-compatibility/2006" xmlns:ns2="http://schemas.openxmlformats.org/officeDocument/2006/relationships" xmlns:w="http://schemas.openxmlformats.org/wordprocessingml/2006/main" ns1:Ignorable="w14 w15 w16se w16cid w16 w16cex w16sdtdh w16sdtfl w16du wp14">
+<w:document xmlns:wpc="http://schemas.microsoft.com/office/word/2010/wordprocessingCanvas" xmlns:cx="http://schemas.microsoft.com/office/drawing/2014/chartex" xmlns:cx1="http://schemas.microsoft.com/office/drawing/2015/9/8/chartex" xmlns:cx2="http://schemas.microsoft.com/office/drawing/2015/10/21/chartex" xmlns:cx3="http://schemas.microsoft.com/office/drawing/2016/5/9/chartex" xmlns:cx4="http://schemas.microsoft.com/office/drawing/2016/5/10/chartex" xmlns:cx5="http://schemas.microsoft.com/office/drawing/2016/5/11/chartex" xmlns:cx6="http://schemas.microsoft.com/office/drawing/2016/5/12/chartex" xmlns:cx7="http://schemas.microsoft.com/office/drawing/2016/5/13/chartex" xmlns:cx8="http://schemas.microsoft.com/office/drawing/2016/5/14/chartex" xmlns:mc="http://schemas.openxmlformats.org/markup-compatibility/2006" xmlns:aink="http://schemas.microsoft.com/office/drawing/2016/ink" xmlns:am3d="http://schemas.microsoft.com/office/drawing/2017/model3d" xmlns:o="urn:schemas-microsoft-com:office:office" xmlns:oel="http://schemas.microsoft.com/office/2019/extlst" xmlns:r="http://schemas.openxmlformats.org/officeDocument/2006/relationships" xmlns:m="http://schemas.openxmlformats.org/officeDocument/2006/math" xmlns:v="urn:schemas-microsoft-com:vml" xmlns:wp14="http://schemas.microsoft.com/office/word/2010/wordprocessingDrawing" xmlns:wp="http://schemas.openxmlformats.org/drawingml/2006/wordprocessingDrawing" xmlns:w10="urn:schemas-microsoft-com:office:word" xmlns:w="http://schemas.openxmlformats.org/wordprocessingml/2006/main" xmlns:w14="http://schemas.microsoft.com/office/word/2010/wordml" xmlns:w15="http://schemas.microsoft.com/office/word/2012/wordml" xmlns:w16cex="http://schemas.microsoft.com/office/word/2018/wordml/cex" xmlns:w16cid="http://schemas.microsoft.com/office/word/2016/wordml/cid" xmlns:w16="http://schemas.microsoft.com/office/word/2018/wordml" xmlns:w16du="http://schemas.microsoft.com/office/word/2023/wordml/word16du" xmlns:w16sdtdh="http://schemas.microsoft.com/office/word/2020/wordml/sdtdatahash" xmlns:w16sdtfl="http://schemas.microsoft.com/office/word/2024/wordml/sdtformatlock" xmlns:w16se="http://schemas.microsoft.com/office/word/2015/wordml/symex" xmlns:wpg="http://schemas.microsoft.com/office/word/2010/wordprocessingGroup" xmlns:wpi="http://schemas.microsoft.com/office/word/2010/wordprocessingInk" xmlns:wne="http://schemas.microsoft.com/office/word/2006/wordml" xmlns:wps="http://schemas.microsoft.com/office/word/2010/wordprocessingShape" mc:Ignorable="w14 w15 w16se w16cid w16 w16cex w16sdtdh w16sdtfl w16du wp14">
   <w:body>
     <w:p>
       <w:r>
@@ -158,10 +158,10 @@
       </w:r>
     </w:p>
     <w:sectPr>
-      <w:footerReference w:type="even" ns2:id="rId11"/>
-      <w:footerReference w:type="default" ns2:id="rId12"/>
-      <w:headerReference w:type="first" ns2:id="rId13"/>
-      <w:footerReference w:type="first" ns2:id="rId14"/>
+      <w:footerReference w:type="even" r:id="rId11"/>
+      <w:footerReference w:type="default" r:id="rId12"/>
+      <w:headerReference w:type="first" r:id="rId13"/>
+      <w:footerReference w:type="first" r:id="rId14"/>
       <w:pgSz w:w="11905" w:h="16837" w:code="9"/>
       <w:pgMar w:top="2268" w:right="1418" w:bottom="1134" w:left="1588" w:header="709" w:footer="397" w:gutter="0"/>
       <w:pgNumType w:fmt="numberInDash" w:start="1"/>

--- a/sjablonen/brief.docx
+++ b/sjablonen/brief.docx
@@ -4,6 +4,26 @@
   <w:body>
     <w:p>
       <w:r>
+        <w:t xml:space="preserve"/>
+      </w:r>
+    </w:p>
+    <w:p>
+      <w:r>
+        <w:t xml:space="preserve"/>
+      </w:r>
+    </w:p>
+    <w:p>
+      <w:r>
+        <w:t xml:space="preserve"/>
+      </w:r>
+    </w:p>
+    <w:p>
+      <w:r>
+        <w:t xml:space="preserve"/>
+      </w:r>
+    </w:p>
+    <w:p>
+      <w:r>
         <w:t xml:space="preserve">{%p for a in secties.geadresseerde %}</w:t>
       </w:r>
     </w:p>
@@ -15,6 +35,31 @@
     <w:p>
       <w:r>
         <w:t xml:space="preserve">{%p endfor %}</w:t>
+      </w:r>
+    </w:p>
+    <w:p>
+      <w:r>
+        <w:t xml:space="preserve"/>
+      </w:r>
+    </w:p>
+    <w:p>
+      <w:r>
+        <w:t xml:space="preserve"/>
+      </w:r>
+    </w:p>
+    <w:p>
+      <w:r>
+        <w:t xml:space="preserve"/>
+      </w:r>
+    </w:p>
+    <w:p>
+      <w:r>
+        <w:t xml:space="preserve"/>
+      </w:r>
+    </w:p>
+    <w:p>
+      <w:r>
+        <w:t xml:space="preserve"/>
       </w:r>
     </w:p>
     <w:p>
@@ -54,13 +99,43 @@
       </w:r>
     </w:p>
     <w:p>
+      <w:pPr>
+        {% if loop.first %}
+        <w:ind w:hanging="851"/>
+        {% endif %}
+      </w:pPr>
       <w:r>
         <w:t xml:space="preserve">{{ a.tekst }}</w:t>
       </w:r>
     </w:p>
     <w:p>
       <w:r>
+        <w:t xml:space="preserve">{%p if loop.first %}</w:t>
+      </w:r>
+    </w:p>
+    <w:p>
+      <w:r>
+        <w:t xml:space="preserve"/>
+      </w:r>
+    </w:p>
+    <w:p>
+      <w:r>
+        <w:t xml:space="preserve">{%p endif %}</w:t>
+      </w:r>
+    </w:p>
+    <w:p>
+      <w:r>
         <w:t xml:space="preserve">{%p endfor %}</w:t>
+      </w:r>
+    </w:p>
+    <w:p>
+      <w:r>
+        <w:t xml:space="preserve"/>
+      </w:r>
+    </w:p>
+    <w:p>
+      <w:r>
+        <w:t xml:space="preserve"/>
       </w:r>
     </w:p>
     <w:p>
@@ -119,6 +194,10 @@
     <w:p>
       <w:pPr>
         <w:pStyle w:val="Lijstalinea"/>
+        <w:numPr>
+          <w:ilvl w:val="0"/>
+          <w:numId w:val="3"/>
+        </w:numPr>
       </w:pPr>
       <w:r>
         <w:t xml:space="preserve">{{ a.tekst }}</w:t>
@@ -144,12 +223,22 @@
     </w:p>
     <w:p>
       <w:r>
+        <w:t xml:space="preserve">{%p if a.witregel_erna %}</w:t>
+      </w:r>
+    </w:p>
+    <w:p>
+      <w:r>
+        <w:t xml:space="preserve"/>
+      </w:r>
+    </w:p>
+    <w:p>
+      <w:r>
+        <w:t xml:space="preserve">{%p endif %}</w:t>
+      </w:r>
+    </w:p>
+    <w:p>
+      <w:r>
         <w:t xml:space="preserve">{%p endfor %}</w:t>
-      </w:r>
-    </w:p>
-    <w:p>
-      <w:r>
-        <w:t xml:space="preserve"/>
       </w:r>
     </w:p>
     <w:p>

--- a/sjablonen/brief.docx
+++ b/sjablonen/brief.docx
@@ -201,6 +201,25 @@
       </w:pPr>
       <w:r>
         <w:t xml:space="preserve">{{ a.tekst }}</w:t>
+      </w:r>
+    </w:p>
+    <w:p>
+      <w:r>
+        <w:t xml:space="preserve">{%p elif a.stijl == 'prijs' %}</w:t>
+      </w:r>
+    </w:p>
+    <w:p>
+      <w:pPr>
+        <w:pStyle w:val="Standaard"/>
+      </w:pPr>
+      <w:r>
+        <w:t xml:space="preserve">{{ a.tekst }}</w:t>
+      </w:r>
+      <w:r>
+        <w:rPr>
+          <w:b/>
+        </w:rPr>
+        <w:t xml:space="preserve">{{ a.nadruk }}</w:t>
       </w:r>
     </w:p>
     <w:p>

--- a/sjablonen/brief.docx
+++ b/sjablonen/brief.docx
@@ -78,10 +78,96 @@
       </w:pPr>
       <w:r>
         <w:rPr>
+          <w:sz w:val="14"/>
+        </w:rPr>
+        <w:t xml:space="preserve">{{ a.tekst }}</w:t>
+      </w:r>
+      {% if a.nadruk %}
+      <w:r>
+        <w:rPr>
+          <w:sz w:val="14"/>
+        </w:rPr>
+        <w:tab/>
+      </w:r>
+      <w:r>
+        <w:rPr>
           <w:b/>
         </w:rPr>
+        <w:t xml:space="preserve">{{ a.nadruk }}</w:t>
+      </w:r>
+      {% endif %}
+    </w:p>
+    <w:p>
+      <w:r>
+        <w:t xml:space="preserve">{%p endfor %}</w:t>
+      </w:r>
+    </w:p>
+    <w:p>
+      <w:r>
+        <w:t xml:space="preserve"/>
+      </w:r>
+    </w:p>
+    <w:p>
+      <w:r>
+        <w:t xml:space="preserve">{%p for a in secties.kenmerken %}</w:t>
+      </w:r>
+    </w:p>
+    <w:p>
+      <w:r>
+        <w:t xml:space="preserve">{%p if loop.first %}</w:t>
+      </w:r>
+    </w:p>
+    <w:p>
+      <w:pPr>
+        <w:ind w:hanging="851"/>
+      </w:pPr>
+      <w:r>
+        <w:rPr>
+          <w:sz w:val="14"/>
+        </w:rPr>
         <w:t xml:space="preserve">{{ a.tekst }}</w:t>
       </w:r>
+      {% if a.nadruk %}
+      <w:r>
+        <w:rPr>
+          <w:sz w:val="14"/>
+        </w:rPr>
+        <w:tab/>
+      </w:r>
+      <w:r>
+        <w:t xml:space="preserve">{{ a.nadruk }}</w:t>
+      </w:r>
+      {% endif %}
+    </w:p>
+    <w:p>
+      <w:r>
+        <w:t xml:space="preserve">{%p else %}</w:t>
+      </w:r>
+    </w:p>
+    <w:p>
+      <w:r>
+        <w:t xml:space="preserve">{{ a.tekst }}</w:t>
+      </w:r>
+    </w:p>
+    <w:p>
+      <w:r>
+        <w:t xml:space="preserve">{%p endif %}</w:t>
+      </w:r>
+    </w:p>
+    <w:p>
+      <w:r>
+        <w:t xml:space="preserve">{%p if loop.first %}</w:t>
+      </w:r>
+    </w:p>
+    <w:p>
+      <w:r>
+        <w:t xml:space="preserve"/>
+      </w:r>
+    </w:p>
+    <w:p>
+      <w:r>
+        <w:t xml:space="preserve">{%p endif %}</w:t>
+      </w:r>
     </w:p>
     <w:p>
       <w:r>
@@ -95,22 +181,27 @@
     </w:p>
     <w:p>
       <w:r>
-        <w:t xml:space="preserve">{%p for a in secties.kenmerken %}</w:t>
-      </w:r>
-    </w:p>
-    <w:p>
-      <w:pPr>
-        {% if loop.first %}
-        <w:ind w:hanging="851"/>
-        {% endif %}
-      </w:pPr>
+        <w:t xml:space="preserve"/>
+      </w:r>
+    </w:p>
+    <w:p>
+      <w:r>
+        <w:t xml:space="preserve"/>
+      </w:r>
+    </w:p>
+    <w:p>
+      <w:r>
+        <w:t xml:space="preserve">{%p for a in secties.aanhef %}</w:t>
+      </w:r>
+    </w:p>
+    <w:p>
       <w:r>
         <w:t xml:space="preserve">{{ a.tekst }}</w:t>
       </w:r>
     </w:p>
     <w:p>
       <w:r>
-        <w:t xml:space="preserve">{%p if loop.first %}</w:t>
+        <w:t xml:space="preserve">{%p endfor %}</w:t>
       </w:r>
     </w:p>
     <w:p>
@@ -120,62 +211,30 @@
     </w:p>
     <w:p>
       <w:r>
-        <w:t xml:space="preserve">{%p endif %}</w:t>
-      </w:r>
-    </w:p>
-    <w:p>
-      <w:r>
-        <w:t xml:space="preserve">{%p endfor %}</w:t>
-      </w:r>
-    </w:p>
-    <w:p>
-      <w:r>
-        <w:t xml:space="preserve"/>
-      </w:r>
-    </w:p>
-    <w:p>
-      <w:r>
-        <w:t xml:space="preserve"/>
-      </w:r>
-    </w:p>
-    <w:p>
-      <w:r>
-        <w:t xml:space="preserve"/>
-      </w:r>
-    </w:p>
-    <w:p>
-      <w:r>
-        <w:t xml:space="preserve">{%p for a in secties.aanhef %}</w:t>
-      </w:r>
-    </w:p>
-    <w:p>
-      <w:r>
+        <w:t xml:space="preserve">{%p for sectie in romp %}</w:t>
+      </w:r>
+    </w:p>
+    <w:p>
+      <w:r>
+        <w:t xml:space="preserve">{%p for a in sectie %}</w:t>
+      </w:r>
+    </w:p>
+    <w:p>
+      <w:r>
+        <w:t xml:space="preserve">{%p if a.stijl == 'kop' %}</w:t>
+      </w:r>
+    </w:p>
+    <w:p>
+      <w:r>
+        <w:rPr>
+          <w:u w:val="single"/>
+        </w:rPr>
         <w:t xml:space="preserve">{{ a.tekst }}</w:t>
       </w:r>
     </w:p>
     <w:p>
       <w:r>
-        <w:t xml:space="preserve">{%p endfor %}</w:t>
-      </w:r>
-    </w:p>
-    <w:p>
-      <w:r>
-        <w:t xml:space="preserve"/>
-      </w:r>
-    </w:p>
-    <w:p>
-      <w:r>
-        <w:t xml:space="preserve">{%p for sectie in romp %}</w:t>
-      </w:r>
-    </w:p>
-    <w:p>
-      <w:r>
-        <w:t xml:space="preserve">{%p for a in sectie %}</w:t>
-      </w:r>
-    </w:p>
-    <w:p>
-      <w:r>
-        <w:t xml:space="preserve">{%p if a.stijl == 'kop' %}</w:t>
+        <w:t xml:space="preserve">{%p elif a.stijl == 'kopvet' %}</w:t>
       </w:r>
     </w:p>
     <w:p>

--- a/sjablonen/brief.docx
+++ b/sjablonen/brief.docx
@@ -259,6 +259,11 @@
         </w:numPr>
       </w:pPr>
       <w:r>
+        {% if a.cursief %}
+        <w:rPr>
+          <w:i/>
+        </w:rPr>
+        {% endif %}
         <w:t xml:space="preserve">{{ a.tekst }}</w:t>
       </w:r>
     </w:p>
@@ -291,6 +296,11 @@
         <w:pStyle w:val="Standaard"/>
       </w:pPr>
       <w:r>
+        {% if a.cursief %}
+        <w:rPr>
+          <w:i/>
+        </w:rPr>
+        {% endif %}
         <w:t xml:space="preserve">{{ a.tekst }}</w:t>
       </w:r>
     </w:p>
